--- a/document/Report 1.docx
+++ b/document/Report 1.docx
@@ -1150,7 +1150,7 @@
     </w:p>
     <w:sdt>
       <w:sdtPr>
-        <w:id w:val="990659590"/>
+        <w:id w:val="-1936018930"/>
         <w:docPartObj>
           <w:docPartGallery w:val="Table of Contents"/>
           <w:docPartUnique w:val="1"/>
